--- a/Calendario2026/Actividades/Actividad10_Diseño_subredes_VLSM/10. Diseño de subredes VLSM_.docx
+++ b/Calendario2026/Actividades/Actividad10_Diseño_subredes_VLSM/10. Diseño de subredes VLSM_.docx
@@ -1,10 +1,10 @@
 
 <file path=word/document.xml><?xml version="1.0" encoding="utf-8"?>
-<w:document xmlns:wpc="http://schemas.microsoft.com/office/word/2010/wordprocessingCanvas" xmlns:cx="http://schemas.microsoft.com/office/drawing/2014/chartex" xmlns:cx1="http://schemas.microsoft.com/office/drawing/2015/9/8/chartex" xmlns:cx2="http://schemas.microsoft.com/office/drawing/2015/10/21/chartex" xmlns:cx3="http://schemas.microsoft.com/office/drawing/2016/5/9/chartex" xmlns:cx4="http://schemas.microsoft.com/office/drawing/2016/5/10/chartex" xmlns:cx5="http://schemas.microsoft.com/office/drawing/2016/5/11/chartex" xmlns:cx6="http://schemas.microsoft.com/office/drawing/2016/5/12/chartex" xmlns:cx7="http://schemas.microsoft.com/office/drawing/2016/5/13/chartex" xmlns:cx8="http://schemas.microsoft.com/office/drawing/2016/5/14/chartex" xmlns:mc="http://schemas.openxmlformats.org/markup-compatibility/2006" xmlns:aink="http://schemas.microsoft.com/office/drawing/2016/ink" xmlns:am3d="http://schemas.microsoft.com/office/drawing/2017/model3d" xmlns:o="urn:schemas-microsoft-com:office:office" xmlns:oel="http://schemas.microsoft.com/office/2019/extlst" xmlns:r="http://schemas.openxmlformats.org/officeDocument/2006/relationships" xmlns:m="http://schemas.openxmlformats.org/officeDocument/2006/math" xmlns:v="urn:schemas-microsoft-com:vml" xmlns:wp14="http://schemas.microsoft.com/office/word/2010/wordprocessingDrawing" xmlns:wp="http://schemas.openxmlformats.org/drawingml/2006/wordprocessingDrawing" xmlns:w10="urn:schemas-microsoft-com:office:word" xmlns:w="http://schemas.openxmlformats.org/wordprocessingml/2006/main" xmlns:w14="http://schemas.microsoft.com/office/word/2010/wordml" xmlns:w15="http://schemas.microsoft.com/office/word/2012/wordml" xmlns:w16cex="http://schemas.microsoft.com/office/word/2018/wordml/cex" xmlns:w16cid="http://schemas.microsoft.com/office/word/2016/wordml/cid" xmlns:w16="http://schemas.microsoft.com/office/word/2018/wordml" xmlns:w16du="http://schemas.microsoft.com/office/word/2023/wordml/word16du" xmlns:w16sdtdh="http://schemas.microsoft.com/office/word/2020/wordml/sdtdatahash" xmlns:w16se="http://schemas.microsoft.com/office/word/2015/wordml/symex" xmlns:wpg="http://schemas.microsoft.com/office/word/2010/wordprocessingGroup" xmlns:wpi="http://schemas.microsoft.com/office/word/2010/wordprocessingInk" xmlns:wne="http://schemas.microsoft.com/office/word/2006/wordml" xmlns:wps="http://schemas.microsoft.com/office/word/2010/wordprocessingShape" mc:Ignorable="w14 w15 w16se w16cid w16 w16cex w16sdtdh w16du wp14">
+<w:document xmlns:wpc="http://schemas.microsoft.com/office/word/2010/wordprocessingCanvas" xmlns:cx="http://schemas.microsoft.com/office/drawing/2014/chartex" xmlns:cx1="http://schemas.microsoft.com/office/drawing/2015/9/8/chartex" xmlns:cx2="http://schemas.microsoft.com/office/drawing/2015/10/21/chartex" xmlns:cx3="http://schemas.microsoft.com/office/drawing/2016/5/9/chartex" xmlns:cx4="http://schemas.microsoft.com/office/drawing/2016/5/10/chartex" xmlns:cx5="http://schemas.microsoft.com/office/drawing/2016/5/11/chartex" xmlns:cx6="http://schemas.microsoft.com/office/drawing/2016/5/12/chartex" xmlns:cx7="http://schemas.microsoft.com/office/drawing/2016/5/13/chartex" xmlns:cx8="http://schemas.microsoft.com/office/drawing/2016/5/14/chartex" xmlns:mc="http://schemas.openxmlformats.org/markup-compatibility/2006" xmlns:aink="http://schemas.microsoft.com/office/drawing/2016/ink" xmlns:am3d="http://schemas.microsoft.com/office/drawing/2017/model3d" xmlns:o="urn:schemas-microsoft-com:office:office" xmlns:oel="http://schemas.microsoft.com/office/2019/extlst" xmlns:r="http://schemas.openxmlformats.org/officeDocument/2006/relationships" xmlns:m="http://schemas.openxmlformats.org/officeDocument/2006/math" xmlns:v="urn:schemas-microsoft-com:vml" xmlns:wp14="http://schemas.microsoft.com/office/word/2010/wordprocessingDrawing" xmlns:wp="http://schemas.openxmlformats.org/drawingml/2006/wordprocessingDrawing" xmlns:w10="urn:schemas-microsoft-com:office:word" xmlns:w="http://schemas.openxmlformats.org/wordprocessingml/2006/main" xmlns:w14="http://schemas.microsoft.com/office/word/2010/wordml" xmlns:w15="http://schemas.microsoft.com/office/word/2012/wordml" xmlns:w16cex="http://schemas.microsoft.com/office/word/2018/wordml/cex" xmlns:w16cid="http://schemas.microsoft.com/office/word/2016/wordml/cid" xmlns:w16="http://schemas.microsoft.com/office/word/2018/wordml" xmlns:w16du="http://schemas.microsoft.com/office/word/2023/wordml/word16du" xmlns:w16sdtdh="http://schemas.microsoft.com/office/word/2020/wordml/sdtdatahash" xmlns:w16sdtfl="http://schemas.microsoft.com/office/word/2024/wordml/sdtformatlock" xmlns:w16se="http://schemas.microsoft.com/office/word/2015/wordml/symex" xmlns:wpg="http://schemas.microsoft.com/office/word/2010/wordprocessingGroup" xmlns:wpi="http://schemas.microsoft.com/office/word/2010/wordprocessingInk" xmlns:wne="http://schemas.microsoft.com/office/word/2006/wordml" xmlns:wps="http://schemas.microsoft.com/office/word/2010/wordprocessingShape" mc:Ignorable="w14 w15 w16se w16cid w16 w16cex w16sdtdh w16sdtfl w16du wp14">
   <w:body>
     <w:p>
       <w:pPr>
-        <w:pStyle w:val="BodyText"/>
+        <w:pStyle w:val="Textoindependiente"/>
         <w:pBdr>
           <w:bottom w:val="single" w:sz="4" w:space="1" w:color="auto"/>
         </w:pBdr>
@@ -62,7 +62,7 @@
     </w:p>
     <w:p>
       <w:pPr>
-        <w:pStyle w:val="BodyText"/>
+        <w:pStyle w:val="Textoindependiente"/>
         <w:pBdr>
           <w:bottom w:val="single" w:sz="4" w:space="1" w:color="auto"/>
         </w:pBdr>
@@ -4011,7 +4011,7 @@
     </w:p>
     <w:p>
       <w:pPr>
-        <w:pStyle w:val="ListParagraph"/>
+        <w:pStyle w:val="Prrafodelista"/>
         <w:numPr>
           <w:ilvl w:val="0"/>
           <w:numId w:val="23"/>
@@ -4486,7 +4486,6 @@
         <w:tc>
           <w:tcPr>
             <w:tcW w:w="1454" w:type="dxa"/>
-            <w:shd w:val="clear" w:color="auto" w:fill="auto"/>
             <w:vAlign w:val="center"/>
           </w:tcPr>
           <w:p>
@@ -4658,7 +4657,6 @@
         <w:tc>
           <w:tcPr>
             <w:tcW w:w="1454" w:type="dxa"/>
-            <w:shd w:val="clear" w:color="auto" w:fill="auto"/>
             <w:vAlign w:val="center"/>
           </w:tcPr>
           <w:p>
@@ -4829,7 +4827,6 @@
         <w:tc>
           <w:tcPr>
             <w:tcW w:w="1454" w:type="dxa"/>
-            <w:shd w:val="clear" w:color="auto" w:fill="auto"/>
             <w:vAlign w:val="center"/>
           </w:tcPr>
           <w:p>
@@ -4999,7 +4996,6 @@
         <w:tc>
           <w:tcPr>
             <w:tcW w:w="1454" w:type="dxa"/>
-            <w:shd w:val="clear" w:color="auto" w:fill="auto"/>
             <w:vAlign w:val="center"/>
           </w:tcPr>
           <w:p>
@@ -5193,7 +5189,6 @@
         <w:tc>
           <w:tcPr>
             <w:tcW w:w="1454" w:type="dxa"/>
-            <w:shd w:val="clear" w:color="auto" w:fill="auto"/>
             <w:vAlign w:val="center"/>
           </w:tcPr>
           <w:p>
@@ -5355,7 +5350,6 @@
         <w:tc>
           <w:tcPr>
             <w:tcW w:w="1454" w:type="dxa"/>
-            <w:shd w:val="clear" w:color="auto" w:fill="auto"/>
             <w:vAlign w:val="center"/>
           </w:tcPr>
           <w:p>
@@ -5516,7 +5510,6 @@
         <w:tc>
           <w:tcPr>
             <w:tcW w:w="1454" w:type="dxa"/>
-            <w:shd w:val="clear" w:color="auto" w:fill="auto"/>
             <w:vAlign w:val="center"/>
           </w:tcPr>
           <w:p>
@@ -5677,7 +5670,6 @@
         <w:tc>
           <w:tcPr>
             <w:tcW w:w="1454" w:type="dxa"/>
-            <w:shd w:val="clear" w:color="auto" w:fill="auto"/>
             <w:vAlign w:val="center"/>
           </w:tcPr>
           <w:p>
@@ -5818,7 +5810,7 @@
     </w:p>
     <w:p>
       <w:pPr>
-        <w:pStyle w:val="ListParagraph"/>
+        <w:pStyle w:val="Prrafodelista"/>
         <w:numPr>
           <w:ilvl w:val="0"/>
           <w:numId w:val="23"/>
@@ -5910,7 +5902,7 @@
     </w:p>
     <w:p>
       <w:pPr>
-        <w:pStyle w:val="ListParagraph"/>
+        <w:pStyle w:val="Prrafodelista"/>
         <w:numPr>
           <w:ilvl w:val="0"/>
           <w:numId w:val="23"/>
@@ -5937,7 +5929,7 @@
     </w:p>
     <w:p>
       <w:pPr>
-        <w:pStyle w:val="ListParagraph"/>
+        <w:pStyle w:val="Prrafodelista"/>
         <w:numPr>
           <w:ilvl w:val="0"/>
           <w:numId w:val="17"/>
@@ -5996,7 +5988,7 @@
     </w:p>
     <w:p>
       <w:pPr>
-        <w:pStyle w:val="ListParagraph"/>
+        <w:pStyle w:val="Prrafodelista"/>
         <w:numPr>
           <w:ilvl w:val="0"/>
           <w:numId w:val="17"/>
@@ -6193,6 +6185,7 @@
         <w:tc>
           <w:tcPr>
             <w:tcW w:w="1355" w:type="dxa"/>
+            <w:vMerge w:val="restart"/>
             <w:vAlign w:val="center"/>
           </w:tcPr>
           <w:p>
@@ -6287,6 +6280,7 @@
         <w:tc>
           <w:tcPr>
             <w:tcW w:w="1355" w:type="dxa"/>
+            <w:vMerge/>
             <w:vAlign w:val="center"/>
           </w:tcPr>
           <w:p>
@@ -6371,6 +6365,7 @@
         <w:tc>
           <w:tcPr>
             <w:tcW w:w="1355" w:type="dxa"/>
+            <w:vMerge w:val="restart"/>
             <w:vAlign w:val="center"/>
           </w:tcPr>
           <w:p>
@@ -6468,6 +6463,7 @@
         <w:tc>
           <w:tcPr>
             <w:tcW w:w="1355" w:type="dxa"/>
+            <w:vMerge/>
             <w:vAlign w:val="center"/>
           </w:tcPr>
           <w:p>
@@ -6554,6 +6550,7 @@
         <w:tc>
           <w:tcPr>
             <w:tcW w:w="1355" w:type="dxa"/>
+            <w:vMerge/>
             <w:vAlign w:val="center"/>
           </w:tcPr>
           <w:p>
@@ -6642,6 +6639,7 @@
         <w:tc>
           <w:tcPr>
             <w:tcW w:w="1355" w:type="dxa"/>
+            <w:vMerge/>
             <w:vAlign w:val="center"/>
           </w:tcPr>
           <w:p>
@@ -6729,6 +6727,7 @@
         <w:tc>
           <w:tcPr>
             <w:tcW w:w="1355" w:type="dxa"/>
+            <w:vMerge w:val="restart"/>
             <w:vAlign w:val="center"/>
           </w:tcPr>
           <w:p>
@@ -6827,6 +6826,7 @@
         <w:tc>
           <w:tcPr>
             <w:tcW w:w="1355" w:type="dxa"/>
+            <w:vMerge/>
             <w:vAlign w:val="center"/>
           </w:tcPr>
           <w:p>
@@ -6913,6 +6913,7 @@
         <w:tc>
           <w:tcPr>
             <w:tcW w:w="1355" w:type="dxa"/>
+            <w:vMerge/>
             <w:vAlign w:val="center"/>
           </w:tcPr>
           <w:p>
@@ -6999,6 +7000,7 @@
         <w:tc>
           <w:tcPr>
             <w:tcW w:w="1355" w:type="dxa"/>
+            <w:vMerge w:val="restart"/>
             <w:vAlign w:val="center"/>
           </w:tcPr>
           <w:p>
@@ -7098,6 +7100,7 @@
         <w:tc>
           <w:tcPr>
             <w:tcW w:w="1355" w:type="dxa"/>
+            <w:vMerge/>
             <w:vAlign w:val="center"/>
           </w:tcPr>
           <w:p>
@@ -7176,7 +7179,7 @@
     </w:tbl>
     <w:p>
       <w:pPr>
-        <w:pStyle w:val="BodyText"/>
+        <w:pStyle w:val="Textoindependiente"/>
         <w:tabs>
           <w:tab w:val="left" w:pos="345"/>
         </w:tabs>
@@ -7211,7 +7214,7 @@
 </file>
 
 <file path=word/endnotes.xml><?xml version="1.0" encoding="utf-8"?>
-<w:endnotes xmlns:wpc="http://schemas.microsoft.com/office/word/2010/wordprocessingCanvas" xmlns:cx="http://schemas.microsoft.com/office/drawing/2014/chartex" xmlns:cx1="http://schemas.microsoft.com/office/drawing/2015/9/8/chartex" xmlns:cx2="http://schemas.microsoft.com/office/drawing/2015/10/21/chartex" xmlns:cx3="http://schemas.microsoft.com/office/drawing/2016/5/9/chartex" xmlns:cx4="http://schemas.microsoft.com/office/drawing/2016/5/10/chartex" xmlns:cx5="http://schemas.microsoft.com/office/drawing/2016/5/11/chartex" xmlns:cx6="http://schemas.microsoft.com/office/drawing/2016/5/12/chartex" xmlns:cx7="http://schemas.microsoft.com/office/drawing/2016/5/13/chartex" xmlns:cx8="http://schemas.microsoft.com/office/drawing/2016/5/14/chartex" xmlns:mc="http://schemas.openxmlformats.org/markup-compatibility/2006" xmlns:aink="http://schemas.microsoft.com/office/drawing/2016/ink" xmlns:am3d="http://schemas.microsoft.com/office/drawing/2017/model3d" xmlns:o="urn:schemas-microsoft-com:office:office" xmlns:oel="http://schemas.microsoft.com/office/2019/extlst" xmlns:r="http://schemas.openxmlformats.org/officeDocument/2006/relationships" xmlns:m="http://schemas.openxmlformats.org/officeDocument/2006/math" xmlns:v="urn:schemas-microsoft-com:vml" xmlns:wp14="http://schemas.microsoft.com/office/word/2010/wordprocessingDrawing" xmlns:wp="http://schemas.openxmlformats.org/drawingml/2006/wordprocessingDrawing" xmlns:w10="urn:schemas-microsoft-com:office:word" xmlns:w="http://schemas.openxmlformats.org/wordprocessingml/2006/main" xmlns:w14="http://schemas.microsoft.com/office/word/2010/wordml" xmlns:w15="http://schemas.microsoft.com/office/word/2012/wordml" xmlns:w16cex="http://schemas.microsoft.com/office/word/2018/wordml/cex" xmlns:w16cid="http://schemas.microsoft.com/office/word/2016/wordml/cid" xmlns:w16="http://schemas.microsoft.com/office/word/2018/wordml" xmlns:w16du="http://schemas.microsoft.com/office/word/2023/wordml/word16du" xmlns:w16sdtdh="http://schemas.microsoft.com/office/word/2020/wordml/sdtdatahash" xmlns:w16se="http://schemas.microsoft.com/office/word/2015/wordml/symex" xmlns:wpg="http://schemas.microsoft.com/office/word/2010/wordprocessingGroup" xmlns:wpi="http://schemas.microsoft.com/office/word/2010/wordprocessingInk" xmlns:wne="http://schemas.microsoft.com/office/word/2006/wordml" xmlns:wps="http://schemas.microsoft.com/office/word/2010/wordprocessingShape" mc:Ignorable="w14 w15 w16se w16cid w16 w16cex w16sdtdh w16du wp14">
+<w:endnotes xmlns:wpc="http://schemas.microsoft.com/office/word/2010/wordprocessingCanvas" xmlns:cx="http://schemas.microsoft.com/office/drawing/2014/chartex" xmlns:cx1="http://schemas.microsoft.com/office/drawing/2015/9/8/chartex" xmlns:cx2="http://schemas.microsoft.com/office/drawing/2015/10/21/chartex" xmlns:cx3="http://schemas.microsoft.com/office/drawing/2016/5/9/chartex" xmlns:cx4="http://schemas.microsoft.com/office/drawing/2016/5/10/chartex" xmlns:cx5="http://schemas.microsoft.com/office/drawing/2016/5/11/chartex" xmlns:cx6="http://schemas.microsoft.com/office/drawing/2016/5/12/chartex" xmlns:cx7="http://schemas.microsoft.com/office/drawing/2016/5/13/chartex" xmlns:cx8="http://schemas.microsoft.com/office/drawing/2016/5/14/chartex" xmlns:mc="http://schemas.openxmlformats.org/markup-compatibility/2006" xmlns:aink="http://schemas.microsoft.com/office/drawing/2016/ink" xmlns:am3d="http://schemas.microsoft.com/office/drawing/2017/model3d" xmlns:o="urn:schemas-microsoft-com:office:office" xmlns:oel="http://schemas.microsoft.com/office/2019/extlst" xmlns:r="http://schemas.openxmlformats.org/officeDocument/2006/relationships" xmlns:m="http://schemas.openxmlformats.org/officeDocument/2006/math" xmlns:v="urn:schemas-microsoft-com:vml" xmlns:wp14="http://schemas.microsoft.com/office/word/2010/wordprocessingDrawing" xmlns:wp="http://schemas.openxmlformats.org/drawingml/2006/wordprocessingDrawing" xmlns:w10="urn:schemas-microsoft-com:office:word" xmlns:w="http://schemas.openxmlformats.org/wordprocessingml/2006/main" xmlns:w14="http://schemas.microsoft.com/office/word/2010/wordml" xmlns:w15="http://schemas.microsoft.com/office/word/2012/wordml" xmlns:w16cex="http://schemas.microsoft.com/office/word/2018/wordml/cex" xmlns:w16cid="http://schemas.microsoft.com/office/word/2016/wordml/cid" xmlns:w16="http://schemas.microsoft.com/office/word/2018/wordml" xmlns:w16du="http://schemas.microsoft.com/office/word/2023/wordml/word16du" xmlns:w16sdtdh="http://schemas.microsoft.com/office/word/2020/wordml/sdtdatahash" xmlns:w16sdtfl="http://schemas.microsoft.com/office/word/2024/wordml/sdtformatlock" xmlns:w16se="http://schemas.microsoft.com/office/word/2015/wordml/symex" xmlns:wpg="http://schemas.microsoft.com/office/word/2010/wordprocessingGroup" xmlns:wpi="http://schemas.microsoft.com/office/word/2010/wordprocessingInk" xmlns:wne="http://schemas.microsoft.com/office/word/2006/wordml" xmlns:wps="http://schemas.microsoft.com/office/word/2010/wordprocessingShape" mc:Ignorable="w14 w15 w16se w16cid w16 w16cex w16sdtdh w16sdtfl w16du wp14">
   <w:endnote w:type="separator" w:id="-1">
     <w:p>
       <w:r>
@@ -7230,7 +7233,7 @@
 </file>
 
 <file path=word/footer1.xml><?xml version="1.0" encoding="utf-8"?>
-<w:ftr xmlns:wpc="http://schemas.microsoft.com/office/word/2010/wordprocessingCanvas" xmlns:cx="http://schemas.microsoft.com/office/drawing/2014/chartex" xmlns:cx1="http://schemas.microsoft.com/office/drawing/2015/9/8/chartex" xmlns:cx2="http://schemas.microsoft.com/office/drawing/2015/10/21/chartex" xmlns:cx3="http://schemas.microsoft.com/office/drawing/2016/5/9/chartex" xmlns:cx4="http://schemas.microsoft.com/office/drawing/2016/5/10/chartex" xmlns:cx5="http://schemas.microsoft.com/office/drawing/2016/5/11/chartex" xmlns:cx6="http://schemas.microsoft.com/office/drawing/2016/5/12/chartex" xmlns:cx7="http://schemas.microsoft.com/office/drawing/2016/5/13/chartex" xmlns:cx8="http://schemas.microsoft.com/office/drawing/2016/5/14/chartex" xmlns:mc="http://schemas.openxmlformats.org/markup-compatibility/2006" xmlns:aink="http://schemas.microsoft.com/office/drawing/2016/ink" xmlns:am3d="http://schemas.microsoft.com/office/drawing/2017/model3d" xmlns:o="urn:schemas-microsoft-com:office:office" xmlns:oel="http://schemas.microsoft.com/office/2019/extlst" xmlns:r="http://schemas.openxmlformats.org/officeDocument/2006/relationships" xmlns:m="http://schemas.openxmlformats.org/officeDocument/2006/math" xmlns:v="urn:schemas-microsoft-com:vml" xmlns:wp14="http://schemas.microsoft.com/office/word/2010/wordprocessingDrawing" xmlns:wp="http://schemas.openxmlformats.org/drawingml/2006/wordprocessingDrawing" xmlns:w10="urn:schemas-microsoft-com:office:word" xmlns:w="http://schemas.openxmlformats.org/wordprocessingml/2006/main" xmlns:w14="http://schemas.microsoft.com/office/word/2010/wordml" xmlns:w15="http://schemas.microsoft.com/office/word/2012/wordml" xmlns:w16cex="http://schemas.microsoft.com/office/word/2018/wordml/cex" xmlns:w16cid="http://schemas.microsoft.com/office/word/2016/wordml/cid" xmlns:w16="http://schemas.microsoft.com/office/word/2018/wordml" xmlns:w16du="http://schemas.microsoft.com/office/word/2023/wordml/word16du" xmlns:w16sdtdh="http://schemas.microsoft.com/office/word/2020/wordml/sdtdatahash" xmlns:w16se="http://schemas.microsoft.com/office/word/2015/wordml/symex" xmlns:wpg="http://schemas.microsoft.com/office/word/2010/wordprocessingGroup" xmlns:wpi="http://schemas.microsoft.com/office/word/2010/wordprocessingInk" xmlns:wne="http://schemas.microsoft.com/office/word/2006/wordml" xmlns:wps="http://schemas.microsoft.com/office/word/2010/wordprocessingShape" mc:Ignorable="w14 w15 w16se w16cid w16 w16cex w16sdtdh w16du wp14">
+<w:ftr xmlns:wpc="http://schemas.microsoft.com/office/word/2010/wordprocessingCanvas" xmlns:cx="http://schemas.microsoft.com/office/drawing/2014/chartex" xmlns:cx1="http://schemas.microsoft.com/office/drawing/2015/9/8/chartex" xmlns:cx2="http://schemas.microsoft.com/office/drawing/2015/10/21/chartex" xmlns:cx3="http://schemas.microsoft.com/office/drawing/2016/5/9/chartex" xmlns:cx4="http://schemas.microsoft.com/office/drawing/2016/5/10/chartex" xmlns:cx5="http://schemas.microsoft.com/office/drawing/2016/5/11/chartex" xmlns:cx6="http://schemas.microsoft.com/office/drawing/2016/5/12/chartex" xmlns:cx7="http://schemas.microsoft.com/office/drawing/2016/5/13/chartex" xmlns:cx8="http://schemas.microsoft.com/office/drawing/2016/5/14/chartex" xmlns:mc="http://schemas.openxmlformats.org/markup-compatibility/2006" xmlns:aink="http://schemas.microsoft.com/office/drawing/2016/ink" xmlns:am3d="http://schemas.microsoft.com/office/drawing/2017/model3d" xmlns:o="urn:schemas-microsoft-com:office:office" xmlns:oel="http://schemas.microsoft.com/office/2019/extlst" xmlns:r="http://schemas.openxmlformats.org/officeDocument/2006/relationships" xmlns:m="http://schemas.openxmlformats.org/officeDocument/2006/math" xmlns:v="urn:schemas-microsoft-com:vml" xmlns:wp14="http://schemas.microsoft.com/office/word/2010/wordprocessingDrawing" xmlns:wp="http://schemas.openxmlformats.org/drawingml/2006/wordprocessingDrawing" xmlns:w10="urn:schemas-microsoft-com:office:word" xmlns:w="http://schemas.openxmlformats.org/wordprocessingml/2006/main" xmlns:w14="http://schemas.microsoft.com/office/word/2010/wordml" xmlns:w15="http://schemas.microsoft.com/office/word/2012/wordml" xmlns:w16cex="http://schemas.microsoft.com/office/word/2018/wordml/cex" xmlns:w16cid="http://schemas.microsoft.com/office/word/2016/wordml/cid" xmlns:w16="http://schemas.microsoft.com/office/word/2018/wordml" xmlns:w16du="http://schemas.microsoft.com/office/word/2023/wordml/word16du" xmlns:w16sdtdh="http://schemas.microsoft.com/office/word/2020/wordml/sdtdatahash" xmlns:w16sdtfl="http://schemas.microsoft.com/office/word/2024/wordml/sdtformatlock" xmlns:w16se="http://schemas.microsoft.com/office/word/2015/wordml/symex" xmlns:wpg="http://schemas.microsoft.com/office/word/2010/wordprocessingGroup" xmlns:wpi="http://schemas.microsoft.com/office/word/2010/wordprocessingInk" xmlns:wne="http://schemas.microsoft.com/office/word/2006/wordml" xmlns:wps="http://schemas.microsoft.com/office/word/2010/wordprocessingShape" mc:Ignorable="w14 w15 w16se w16cid w16 w16cex w16sdtdh w16sdtfl w16du wp14">
   <w:p>
     <w:pPr>
       <w:spacing w:line="14" w:lineRule="auto"/>
@@ -7430,7 +7433,7 @@
 </file>
 
 <file path=word/footnotes.xml><?xml version="1.0" encoding="utf-8"?>
-<w:footnotes xmlns:wpc="http://schemas.microsoft.com/office/word/2010/wordprocessingCanvas" xmlns:cx="http://schemas.microsoft.com/office/drawing/2014/chartex" xmlns:cx1="http://schemas.microsoft.com/office/drawing/2015/9/8/chartex" xmlns:cx2="http://schemas.microsoft.com/office/drawing/2015/10/21/chartex" xmlns:cx3="http://schemas.microsoft.com/office/drawing/2016/5/9/chartex" xmlns:cx4="http://schemas.microsoft.com/office/drawing/2016/5/10/chartex" xmlns:cx5="http://schemas.microsoft.com/office/drawing/2016/5/11/chartex" xmlns:cx6="http://schemas.microsoft.com/office/drawing/2016/5/12/chartex" xmlns:cx7="http://schemas.microsoft.com/office/drawing/2016/5/13/chartex" xmlns:cx8="http://schemas.microsoft.com/office/drawing/2016/5/14/chartex" xmlns:mc="http://schemas.openxmlformats.org/markup-compatibility/2006" xmlns:aink="http://schemas.microsoft.com/office/drawing/2016/ink" xmlns:am3d="http://schemas.microsoft.com/office/drawing/2017/model3d" xmlns:o="urn:schemas-microsoft-com:office:office" xmlns:oel="http://schemas.microsoft.com/office/2019/extlst" xmlns:r="http://schemas.openxmlformats.org/officeDocument/2006/relationships" xmlns:m="http://schemas.openxmlformats.org/officeDocument/2006/math" xmlns:v="urn:schemas-microsoft-com:vml" xmlns:wp14="http://schemas.microsoft.com/office/word/2010/wordprocessingDrawing" xmlns:wp="http://schemas.openxmlformats.org/drawingml/2006/wordprocessingDrawing" xmlns:w10="urn:schemas-microsoft-com:office:word" xmlns:w="http://schemas.openxmlformats.org/wordprocessingml/2006/main" xmlns:w14="http://schemas.microsoft.com/office/word/2010/wordml" xmlns:w15="http://schemas.microsoft.com/office/word/2012/wordml" xmlns:w16cex="http://schemas.microsoft.com/office/word/2018/wordml/cex" xmlns:w16cid="http://schemas.microsoft.com/office/word/2016/wordml/cid" xmlns:w16="http://schemas.microsoft.com/office/word/2018/wordml" xmlns:w16du="http://schemas.microsoft.com/office/word/2023/wordml/word16du" xmlns:w16sdtdh="http://schemas.microsoft.com/office/word/2020/wordml/sdtdatahash" xmlns:w16se="http://schemas.microsoft.com/office/word/2015/wordml/symex" xmlns:wpg="http://schemas.microsoft.com/office/word/2010/wordprocessingGroup" xmlns:wpi="http://schemas.microsoft.com/office/word/2010/wordprocessingInk" xmlns:wne="http://schemas.microsoft.com/office/word/2006/wordml" xmlns:wps="http://schemas.microsoft.com/office/word/2010/wordprocessingShape" mc:Ignorable="w14 w15 w16se w16cid w16 w16cex w16sdtdh w16du wp14">
+<w:footnotes xmlns:wpc="http://schemas.microsoft.com/office/word/2010/wordprocessingCanvas" xmlns:cx="http://schemas.microsoft.com/office/drawing/2014/chartex" xmlns:cx1="http://schemas.microsoft.com/office/drawing/2015/9/8/chartex" xmlns:cx2="http://schemas.microsoft.com/office/drawing/2015/10/21/chartex" xmlns:cx3="http://schemas.microsoft.com/office/drawing/2016/5/9/chartex" xmlns:cx4="http://schemas.microsoft.com/office/drawing/2016/5/10/chartex" xmlns:cx5="http://schemas.microsoft.com/office/drawing/2016/5/11/chartex" xmlns:cx6="http://schemas.microsoft.com/office/drawing/2016/5/12/chartex" xmlns:cx7="http://schemas.microsoft.com/office/drawing/2016/5/13/chartex" xmlns:cx8="http://schemas.microsoft.com/office/drawing/2016/5/14/chartex" xmlns:mc="http://schemas.openxmlformats.org/markup-compatibility/2006" xmlns:aink="http://schemas.microsoft.com/office/drawing/2016/ink" xmlns:am3d="http://schemas.microsoft.com/office/drawing/2017/model3d" xmlns:o="urn:schemas-microsoft-com:office:office" xmlns:oel="http://schemas.microsoft.com/office/2019/extlst" xmlns:r="http://schemas.openxmlformats.org/officeDocument/2006/relationships" xmlns:m="http://schemas.openxmlformats.org/officeDocument/2006/math" xmlns:v="urn:schemas-microsoft-com:vml" xmlns:wp14="http://schemas.microsoft.com/office/word/2010/wordprocessingDrawing" xmlns:wp="http://schemas.openxmlformats.org/drawingml/2006/wordprocessingDrawing" xmlns:w10="urn:schemas-microsoft-com:office:word" xmlns:w="http://schemas.openxmlformats.org/wordprocessingml/2006/main" xmlns:w14="http://schemas.microsoft.com/office/word/2010/wordml" xmlns:w15="http://schemas.microsoft.com/office/word/2012/wordml" xmlns:w16cex="http://schemas.microsoft.com/office/word/2018/wordml/cex" xmlns:w16cid="http://schemas.microsoft.com/office/word/2016/wordml/cid" xmlns:w16="http://schemas.microsoft.com/office/word/2018/wordml" xmlns:w16du="http://schemas.microsoft.com/office/word/2023/wordml/word16du" xmlns:w16sdtdh="http://schemas.microsoft.com/office/word/2020/wordml/sdtdatahash" xmlns:w16sdtfl="http://schemas.microsoft.com/office/word/2024/wordml/sdtformatlock" xmlns:w16se="http://schemas.microsoft.com/office/word/2015/wordml/symex" xmlns:wpg="http://schemas.microsoft.com/office/word/2010/wordprocessingGroup" xmlns:wpi="http://schemas.microsoft.com/office/word/2010/wordprocessingInk" xmlns:wne="http://schemas.microsoft.com/office/word/2006/wordml" xmlns:wps="http://schemas.microsoft.com/office/word/2010/wordprocessingShape" mc:Ignorable="w14 w15 w16se w16cid w16 w16cex w16sdtdh w16sdtfl w16du wp14">
   <w:footnote w:type="separator" w:id="-1">
     <w:p>
       <w:r>
@@ -7449,7 +7452,7 @@
 </file>
 
 <file path=word/numbering.xml><?xml version="1.0" encoding="utf-8"?>
-<w:numbering xmlns:wpc="http://schemas.microsoft.com/office/word/2010/wordprocessingCanvas" xmlns:cx="http://schemas.microsoft.com/office/drawing/2014/chartex" xmlns:cx1="http://schemas.microsoft.com/office/drawing/2015/9/8/chartex" xmlns:cx2="http://schemas.microsoft.com/office/drawing/2015/10/21/chartex" xmlns:cx3="http://schemas.microsoft.com/office/drawing/2016/5/9/chartex" xmlns:cx4="http://schemas.microsoft.com/office/drawing/2016/5/10/chartex" xmlns:cx5="http://schemas.microsoft.com/office/drawing/2016/5/11/chartex" xmlns:cx6="http://schemas.microsoft.com/office/drawing/2016/5/12/chartex" xmlns:cx7="http://schemas.microsoft.com/office/drawing/2016/5/13/chartex" xmlns:cx8="http://schemas.microsoft.com/office/drawing/2016/5/14/chartex" xmlns:mc="http://schemas.openxmlformats.org/markup-compatibility/2006" xmlns:aink="http://schemas.microsoft.com/office/drawing/2016/ink" xmlns:am3d="http://schemas.microsoft.com/office/drawing/2017/model3d" xmlns:o="urn:schemas-microsoft-com:office:office" xmlns:oel="http://schemas.microsoft.com/office/2019/extlst" xmlns:r="http://schemas.openxmlformats.org/officeDocument/2006/relationships" xmlns:m="http://schemas.openxmlformats.org/officeDocument/2006/math" xmlns:v="urn:schemas-microsoft-com:vml" xmlns:wp14="http://schemas.microsoft.com/office/word/2010/wordprocessingDrawing" xmlns:wp="http://schemas.openxmlformats.org/drawingml/2006/wordprocessingDrawing" xmlns:w10="urn:schemas-microsoft-com:office:word" xmlns:w="http://schemas.openxmlformats.org/wordprocessingml/2006/main" xmlns:w14="http://schemas.microsoft.com/office/word/2010/wordml" xmlns:w15="http://schemas.microsoft.com/office/word/2012/wordml" xmlns:w16cex="http://schemas.microsoft.com/office/word/2018/wordml/cex" xmlns:w16cid="http://schemas.microsoft.com/office/word/2016/wordml/cid" xmlns:w16="http://schemas.microsoft.com/office/word/2018/wordml" xmlns:w16du="http://schemas.microsoft.com/office/word/2023/wordml/word16du" xmlns:w16sdtdh="http://schemas.microsoft.com/office/word/2020/wordml/sdtdatahash" xmlns:w16se="http://schemas.microsoft.com/office/word/2015/wordml/symex" xmlns:wpg="http://schemas.microsoft.com/office/word/2010/wordprocessingGroup" xmlns:wpi="http://schemas.microsoft.com/office/word/2010/wordprocessingInk" xmlns:wne="http://schemas.microsoft.com/office/word/2006/wordml" xmlns:wps="http://schemas.microsoft.com/office/word/2010/wordprocessingShape" mc:Ignorable="w14 w15 w16se w16cid w16 w16cex w16sdtdh w16du wp14">
+<w:numbering xmlns:wpc="http://schemas.microsoft.com/office/word/2010/wordprocessingCanvas" xmlns:cx="http://schemas.microsoft.com/office/drawing/2014/chartex" xmlns:cx1="http://schemas.microsoft.com/office/drawing/2015/9/8/chartex" xmlns:cx2="http://schemas.microsoft.com/office/drawing/2015/10/21/chartex" xmlns:cx3="http://schemas.microsoft.com/office/drawing/2016/5/9/chartex" xmlns:cx4="http://schemas.microsoft.com/office/drawing/2016/5/10/chartex" xmlns:cx5="http://schemas.microsoft.com/office/drawing/2016/5/11/chartex" xmlns:cx6="http://schemas.microsoft.com/office/drawing/2016/5/12/chartex" xmlns:cx7="http://schemas.microsoft.com/office/drawing/2016/5/13/chartex" xmlns:cx8="http://schemas.microsoft.com/office/drawing/2016/5/14/chartex" xmlns:mc="http://schemas.openxmlformats.org/markup-compatibility/2006" xmlns:aink="http://schemas.microsoft.com/office/drawing/2016/ink" xmlns:am3d="http://schemas.microsoft.com/office/drawing/2017/model3d" xmlns:o="urn:schemas-microsoft-com:office:office" xmlns:oel="http://schemas.microsoft.com/office/2019/extlst" xmlns:r="http://schemas.openxmlformats.org/officeDocument/2006/relationships" xmlns:m="http://schemas.openxmlformats.org/officeDocument/2006/math" xmlns:v="urn:schemas-microsoft-com:vml" xmlns:wp14="http://schemas.microsoft.com/office/word/2010/wordprocessingDrawing" xmlns:wp="http://schemas.openxmlformats.org/drawingml/2006/wordprocessingDrawing" xmlns:w10="urn:schemas-microsoft-com:office:word" xmlns:w="http://schemas.openxmlformats.org/wordprocessingml/2006/main" xmlns:w14="http://schemas.microsoft.com/office/word/2010/wordml" xmlns:w15="http://schemas.microsoft.com/office/word/2012/wordml" xmlns:w16cex="http://schemas.microsoft.com/office/word/2018/wordml/cex" xmlns:w16cid="http://schemas.microsoft.com/office/word/2016/wordml/cid" xmlns:w16="http://schemas.microsoft.com/office/word/2018/wordml" xmlns:w16du="http://schemas.microsoft.com/office/word/2023/wordml/word16du" xmlns:w16sdtdh="http://schemas.microsoft.com/office/word/2020/wordml/sdtdatahash" xmlns:w16sdtfl="http://schemas.microsoft.com/office/word/2024/wordml/sdtformatlock" xmlns:w16se="http://schemas.microsoft.com/office/word/2015/wordml/symex" xmlns:wpg="http://schemas.microsoft.com/office/word/2010/wordprocessingGroup" xmlns:wpi="http://schemas.microsoft.com/office/word/2010/wordprocessingInk" xmlns:wne="http://schemas.microsoft.com/office/word/2006/wordml" xmlns:wps="http://schemas.microsoft.com/office/word/2010/wordprocessingShape" mc:Ignorable="w14 w15 w16se w16cid w16 w16cex w16sdtdh w16sdtfl w16du wp14">
   <w:abstractNum w:abstractNumId="0" w15:restartNumberingAfterBreak="0">
     <w:nsid w:val="05AC52C8"/>
     <w:multiLevelType w:val="hybridMultilevel"/>
@@ -10084,7 +10087,7 @@
 </file>
 
 <file path=word/styles.xml><?xml version="1.0" encoding="utf-8"?>
-<w:styles xmlns:mc="http://schemas.openxmlformats.org/markup-compatibility/2006" xmlns:r="http://schemas.openxmlformats.org/officeDocument/2006/relationships" xmlns:w="http://schemas.openxmlformats.org/wordprocessingml/2006/main" xmlns:w14="http://schemas.microsoft.com/office/word/2010/wordml" xmlns:w15="http://schemas.microsoft.com/office/word/2012/wordml" xmlns:w16cex="http://schemas.microsoft.com/office/word/2018/wordml/cex" xmlns:w16cid="http://schemas.microsoft.com/office/word/2016/wordml/cid" xmlns:w16="http://schemas.microsoft.com/office/word/2018/wordml" xmlns:w16du="http://schemas.microsoft.com/office/word/2023/wordml/word16du" xmlns:w16sdtdh="http://schemas.microsoft.com/office/word/2020/wordml/sdtdatahash" xmlns:w16se="http://schemas.microsoft.com/office/word/2015/wordml/symex" mc:Ignorable="w14 w15 w16se w16cid w16 w16cex w16sdtdh w16du">
+<w:styles xmlns:mc="http://schemas.openxmlformats.org/markup-compatibility/2006" xmlns:r="http://schemas.openxmlformats.org/officeDocument/2006/relationships" xmlns:w="http://schemas.openxmlformats.org/wordprocessingml/2006/main" xmlns:w14="http://schemas.microsoft.com/office/word/2010/wordml" xmlns:w15="http://schemas.microsoft.com/office/word/2012/wordml" xmlns:w16cex="http://schemas.microsoft.com/office/word/2018/wordml/cex" xmlns:w16cid="http://schemas.microsoft.com/office/word/2016/wordml/cid" xmlns:w16="http://schemas.microsoft.com/office/word/2018/wordml" xmlns:w16du="http://schemas.microsoft.com/office/word/2023/wordml/word16du" xmlns:w16sdtdh="http://schemas.microsoft.com/office/word/2020/wordml/sdtdatahash" xmlns:w16sdtfl="http://schemas.microsoft.com/office/word/2024/wordml/sdtformatlock" xmlns:w16se="http://schemas.microsoft.com/office/word/2015/wordml/symex" mc:Ignorable="w14 w15 w16se w16cid w16 w16cex w16sdtdh w16sdtfl w16du">
   <w:docDefaults>
     <w:rPrDefault>
       <w:rPr>
@@ -10485,7 +10488,7 @@
       <w:lang w:val="es-MX"/>
     </w:rPr>
   </w:style>
-  <w:style w:type="paragraph" w:styleId="Heading1">
+  <w:style w:type="paragraph" w:styleId="Ttulo1">
     <w:name w:val="heading 1"/>
     <w:basedOn w:val="Normal"/>
     <w:uiPriority w:val="9"/>
@@ -10501,7 +10504,7 @@
       <w:szCs w:val="28"/>
     </w:rPr>
   </w:style>
-  <w:style w:type="paragraph" w:styleId="Heading2">
+  <w:style w:type="paragraph" w:styleId="Ttulo2">
     <w:name w:val="heading 2"/>
     <w:basedOn w:val="Normal"/>
     <w:uiPriority w:val="9"/>
@@ -10520,7 +10523,7 @@
       <w:szCs w:val="24"/>
     </w:rPr>
   </w:style>
-  <w:style w:type="paragraph" w:styleId="Heading3">
+  <w:style w:type="paragraph" w:styleId="Ttulo3">
     <w:name w:val="heading 3"/>
     <w:basedOn w:val="Normal"/>
     <w:uiPriority w:val="9"/>
@@ -10536,7 +10539,7 @@
       <w:szCs w:val="24"/>
     </w:rPr>
   </w:style>
-  <w:style w:type="paragraph" w:styleId="Heading4">
+  <w:style w:type="paragraph" w:styleId="Ttulo4">
     <w:name w:val="heading 4"/>
     <w:basedOn w:val="Normal"/>
     <w:uiPriority w:val="9"/>
@@ -10550,7 +10553,7 @@
       <w:rFonts w:ascii="Arial" w:eastAsia="Arial" w:hAnsi="Arial"/>
     </w:rPr>
   </w:style>
-  <w:style w:type="paragraph" w:styleId="Heading5">
+  <w:style w:type="paragraph" w:styleId="Ttulo5">
     <w:name w:val="heading 5"/>
     <w:basedOn w:val="Normal"/>
     <w:uiPriority w:val="9"/>
@@ -10569,7 +10572,7 @@
       <w:szCs w:val="20"/>
     </w:rPr>
   </w:style>
-  <w:style w:type="paragraph" w:styleId="Heading6">
+  <w:style w:type="paragraph" w:styleId="Ttulo6">
     <w:name w:val="heading 6"/>
     <w:basedOn w:val="Normal"/>
     <w:uiPriority w:val="9"/>
@@ -10588,13 +10591,13 @@
       <w:szCs w:val="18"/>
     </w:rPr>
   </w:style>
-  <w:style w:type="character" w:default="1" w:styleId="DefaultParagraphFont">
+  <w:style w:type="character" w:default="1" w:styleId="Fuentedeprrafopredeter">
     <w:name w:val="Default Paragraph Font"/>
     <w:uiPriority w:val="1"/>
     <w:semiHidden/>
     <w:unhideWhenUsed/>
   </w:style>
-  <w:style w:type="table" w:default="1" w:styleId="TableNormal">
+  <w:style w:type="table" w:default="1" w:styleId="Tablanormal">
     <w:name w:val="Normal Table"/>
     <w:uiPriority w:val="99"/>
     <w:semiHidden/>
@@ -10609,7 +10612,7 @@
       </w:tblCellMar>
     </w:tblPr>
   </w:style>
-  <w:style w:type="numbering" w:default="1" w:styleId="NoList">
+  <w:style w:type="numbering" w:default="1" w:styleId="Sinlista">
     <w:name w:val="No List"/>
     <w:uiPriority w:val="99"/>
     <w:semiHidden/>
@@ -10631,7 +10634,7 @@
       </w:tblCellMar>
     </w:tblPr>
   </w:style>
-  <w:style w:type="paragraph" w:styleId="TOC1">
+  <w:style w:type="paragraph" w:styleId="TDC1">
     <w:name w:val="toc 1"/>
     <w:basedOn w:val="Normal"/>
     <w:uiPriority w:val="1"/>
@@ -10646,7 +10649,7 @@
       <w:szCs w:val="18"/>
     </w:rPr>
   </w:style>
-  <w:style w:type="paragraph" w:styleId="TOC2">
+  <w:style w:type="paragraph" w:styleId="TDC2">
     <w:name w:val="toc 2"/>
     <w:basedOn w:val="Normal"/>
     <w:uiPriority w:val="1"/>
@@ -10662,7 +10665,7 @@
       <w:i/>
     </w:rPr>
   </w:style>
-  <w:style w:type="paragraph" w:styleId="TOC3">
+  <w:style w:type="paragraph" w:styleId="TDC3">
     <w:name w:val="toc 3"/>
     <w:basedOn w:val="Normal"/>
     <w:uiPriority w:val="1"/>
@@ -10677,7 +10680,7 @@
       <w:szCs w:val="18"/>
     </w:rPr>
   </w:style>
-  <w:style w:type="paragraph" w:styleId="BodyText">
+  <w:style w:type="paragraph" w:styleId="Textoindependiente">
     <w:name w:val="Body Text"/>
     <w:basedOn w:val="Normal"/>
     <w:uiPriority w:val="1"/>
@@ -10692,7 +10695,7 @@
       <w:szCs w:val="18"/>
     </w:rPr>
   </w:style>
-  <w:style w:type="paragraph" w:styleId="ListParagraph">
+  <w:style w:type="paragraph" w:styleId="Prrafodelista">
     <w:name w:val="List Paragraph"/>
     <w:basedOn w:val="Normal"/>
     <w:uiPriority w:val="1"/>
@@ -10704,10 +10707,10 @@
     <w:uiPriority w:val="1"/>
     <w:qFormat/>
   </w:style>
-  <w:style w:type="paragraph" w:styleId="Header">
+  <w:style w:type="paragraph" w:styleId="Encabezado">
     <w:name w:val="header"/>
     <w:basedOn w:val="Normal"/>
-    <w:link w:val="HeaderChar"/>
+    <w:link w:val="EncabezadoCar"/>
     <w:uiPriority w:val="99"/>
     <w:unhideWhenUsed/>
     <w:rsid w:val="00541679"/>
@@ -10718,20 +10721,20 @@
       </w:tabs>
     </w:pPr>
   </w:style>
-  <w:style w:type="character" w:customStyle="1" w:styleId="HeaderChar">
-    <w:name w:val="Header Char"/>
-    <w:basedOn w:val="DefaultParagraphFont"/>
-    <w:link w:val="Header"/>
+  <w:style w:type="character" w:customStyle="1" w:styleId="EncabezadoCar">
+    <w:name w:val="Encabezado Car"/>
+    <w:basedOn w:val="Fuentedeprrafopredeter"/>
+    <w:link w:val="Encabezado"/>
     <w:uiPriority w:val="99"/>
     <w:rsid w:val="00541679"/>
     <w:rPr>
       <w:lang w:val="es-MX"/>
     </w:rPr>
   </w:style>
-  <w:style w:type="paragraph" w:styleId="Footer">
+  <w:style w:type="paragraph" w:styleId="Piedepgina">
     <w:name w:val="footer"/>
     <w:basedOn w:val="Normal"/>
-    <w:link w:val="FooterChar"/>
+    <w:link w:val="PiedepginaCar"/>
     <w:uiPriority w:val="99"/>
     <w:unhideWhenUsed/>
     <w:rsid w:val="00541679"/>
@@ -10742,10 +10745,10 @@
       </w:tabs>
     </w:pPr>
   </w:style>
-  <w:style w:type="character" w:customStyle="1" w:styleId="FooterChar">
-    <w:name w:val="Footer Char"/>
-    <w:basedOn w:val="DefaultParagraphFont"/>
-    <w:link w:val="Footer"/>
+  <w:style w:type="character" w:customStyle="1" w:styleId="PiedepginaCar">
+    <w:name w:val="Pie de página Car"/>
+    <w:basedOn w:val="Fuentedeprrafopredeter"/>
+    <w:link w:val="Piedepgina"/>
     <w:uiPriority w:val="99"/>
     <w:rsid w:val="00541679"/>
     <w:rPr>
